--- a/klagomål/A 34932-2024 FSC-klagomål.docx
+++ b/klagomål/A 34932-2024 FSC-klagomål.docx
@@ -216,12 +216,12 @@
         <w:spacing w:after="240"/>
       </w:pPr>
       <w:r>
-        <w:t>Figur 1. Fyndplatser för naturvårdsarter i och inom 19 meter från avverkningsanmälan. Markörer utan svart kant är placerade på fyndplatsen. Markörer med svart kant är placerade vid sidan av fyndplatsen och har ett svart streck som visar fyndplatsens exakta position. Kartans mittpunktskoordinat är N 6683240, E 564623 i SWEREF 99 TM.</w:t>
+        <w:t>Figur 1. Fyndplatser för naturvårdsarter i och inom 24 meter från avverkningsanmälan. Markörer utan svart kant är placerade på fyndplatsen. Markörer med svart kant är placerade vid sidan av fyndplatsen och har ett svart streck som visar fyndplatsens exakta position. Kartans mittpunktskoordinat är N 6683240, E 564623 i SWEREF 99 TM.</w:t>
       </w:r>
     </w:p>
     <w:p>
       <w:r>
-        <w:t>I och inom 19 meter från avverkningsanmälan finns fynd av 2 naturvårdsarter, varav 2 är fridlysta: fläcknycklar (§8) och nattviol (§8). Se Figur 1.</w:t>
+        <w:t>I och inom 24 meter från avverkningsanmälan finns fynd av 2 naturvårdsarter, varav 2 är fridlysta: fläcknycklar (§8) och nattviol (§8). Se Figur 1.</w:t>
       </w:r>
     </w:p>
     <w:p>
@@ -652,7 +652,7 @@
     <w:r>
       <w:tab/>
       <w:tab/>
-      <w:t>2026-09-30</w:t>
+      <w:t>2026-10-01</w:t>
       <w:br/>
       <w:br/>
     </w:r>

--- a/klagomål/A 34932-2024 FSC-klagomål.docx
+++ b/klagomål/A 34932-2024 FSC-klagomål.docx
@@ -652,7 +652,7 @@
     <w:r>
       <w:tab/>
       <w:tab/>
-      <w:t>2026-10-01</w:t>
+      <w:t>2026-10-02</w:t>
       <w:br/>
       <w:br/>
     </w:r>

--- a/klagomål/A 34932-2024 FSC-klagomål.docx
+++ b/klagomål/A 34932-2024 FSC-klagomål.docx
@@ -652,7 +652,7 @@
     <w:r>
       <w:tab/>
       <w:tab/>
-      <w:t>2026-10-02</w:t>
+      <w:t>2026-10-03</w:t>
       <w:br/>
       <w:br/>
     </w:r>

--- a/klagomål/A 34932-2024 FSC-klagomål.docx
+++ b/klagomål/A 34932-2024 FSC-klagomål.docx
@@ -652,7 +652,7 @@
     <w:r>
       <w:tab/>
       <w:tab/>
-      <w:t>2026-10-03</w:t>
+      <w:t>2026-10-04</w:t>
       <w:br/>
       <w:br/>
     </w:r>

--- a/klagomål/A 34932-2024 FSC-klagomål.docx
+++ b/klagomål/A 34932-2024 FSC-klagomål.docx
@@ -652,7 +652,7 @@
     <w:r>
       <w:tab/>
       <w:tab/>
-      <w:t>2026-10-04</w:t>
+      <w:t>2026-10-05</w:t>
       <w:br/>
       <w:br/>
     </w:r>

--- a/klagomål/A 34932-2024 FSC-klagomål.docx
+++ b/klagomål/A 34932-2024 FSC-klagomål.docx
@@ -652,7 +652,7 @@
     <w:r>
       <w:tab/>
       <w:tab/>
-      <w:t>2026-10-05</w:t>
+      <w:t>2026-10-06</w:t>
       <w:br/>
       <w:br/>
     </w:r>

--- a/klagomål/A 34932-2024 FSC-klagomål.docx
+++ b/klagomål/A 34932-2024 FSC-klagomål.docx
@@ -652,7 +652,7 @@
     <w:r>
       <w:tab/>
       <w:tab/>
-      <w:t>2026-10-06</w:t>
+      <w:t>2026-10-07</w:t>
       <w:br/>
       <w:br/>
     </w:r>

--- a/klagomål/A 34932-2024 FSC-klagomål.docx
+++ b/klagomål/A 34932-2024 FSC-klagomål.docx
@@ -652,7 +652,7 @@
     <w:r>
       <w:tab/>
       <w:tab/>
-      <w:t>2026-10-07</w:t>
+      <w:t>2026-10-08</w:t>
       <w:br/>
       <w:br/>
     </w:r>

--- a/klagomål/A 34932-2024 FSC-klagomål.docx
+++ b/klagomål/A 34932-2024 FSC-klagomål.docx
@@ -652,7 +652,7 @@
     <w:r>
       <w:tab/>
       <w:tab/>
-      <w:t>2026-10-08</w:t>
+      <w:t>2026-10-09</w:t>
       <w:br/>
       <w:br/>
     </w:r>

--- a/klagomål/A 34932-2024 FSC-klagomål.docx
+++ b/klagomål/A 34932-2024 FSC-klagomål.docx
@@ -652,7 +652,7 @@
     <w:r>
       <w:tab/>
       <w:tab/>
-      <w:t>2026-10-09</w:t>
+      <w:t>2026-10-10</w:t>
       <w:br/>
       <w:br/>
     </w:r>

--- a/klagomål/A 34932-2024 FSC-klagomål.docx
+++ b/klagomål/A 34932-2024 FSC-klagomål.docx
@@ -652,7 +652,7 @@
     <w:r>
       <w:tab/>
       <w:tab/>
-      <w:t>2026-10-10</w:t>
+      <w:t>2026-10-11</w:t>
       <w:br/>
       <w:br/>
     </w:r>

--- a/klagomål/A 34932-2024 FSC-klagomål.docx
+++ b/klagomål/A 34932-2024 FSC-klagomål.docx
@@ -652,7 +652,7 @@
     <w:r>
       <w:tab/>
       <w:tab/>
-      <w:t>2026-10-11</w:t>
+      <w:t>2026-10-12</w:t>
       <w:br/>
       <w:br/>
     </w:r>

--- a/klagomål/A 34932-2024 FSC-klagomål.docx
+++ b/klagomål/A 34932-2024 FSC-klagomål.docx
@@ -652,7 +652,7 @@
     <w:r>
       <w:tab/>
       <w:tab/>
-      <w:t>2026-10-12</w:t>
+      <w:t>2026-10-13</w:t>
       <w:br/>
       <w:br/>
     </w:r>

--- a/klagomål/A 34932-2024 FSC-klagomål.docx
+++ b/klagomål/A 34932-2024 FSC-klagomål.docx
@@ -652,7 +652,7 @@
     <w:r>
       <w:tab/>
       <w:tab/>
-      <w:t>2026-10-13</w:t>
+      <w:t>2026-10-14</w:t>
       <w:br/>
       <w:br/>
     </w:r>

--- a/klagomål/A 34932-2024 FSC-klagomål.docx
+++ b/klagomål/A 34932-2024 FSC-klagomål.docx
@@ -652,7 +652,7 @@
     <w:r>
       <w:tab/>
       <w:tab/>
-      <w:t>2026-10-14</w:t>
+      <w:t>2026-10-15</w:t>
       <w:br/>
       <w:br/>
     </w:r>

--- a/klagomål/A 34932-2024 FSC-klagomål.docx
+++ b/klagomål/A 34932-2024 FSC-klagomål.docx
@@ -652,7 +652,7 @@
     <w:r>
       <w:tab/>
       <w:tab/>
-      <w:t>2026-10-15</w:t>
+      <w:t>2026-10-16</w:t>
       <w:br/>
       <w:br/>
     </w:r>

--- a/klagomål/A 34932-2024 FSC-klagomål.docx
+++ b/klagomål/A 34932-2024 FSC-klagomål.docx
@@ -652,7 +652,7 @@
     <w:r>
       <w:tab/>
       <w:tab/>
-      <w:t>2026-10-16</w:t>
+      <w:t>2026-10-17</w:t>
       <w:br/>
       <w:br/>
     </w:r>

--- a/klagomål/A 34932-2024 FSC-klagomål.docx
+++ b/klagomål/A 34932-2024 FSC-klagomål.docx
@@ -652,7 +652,7 @@
     <w:r>
       <w:tab/>
       <w:tab/>
-      <w:t>2026-10-17</w:t>
+      <w:t>2026-10-18</w:t>
       <w:br/>
       <w:br/>
     </w:r>

--- a/klagomål/A 34932-2024 FSC-klagomål.docx
+++ b/klagomål/A 34932-2024 FSC-klagomål.docx
@@ -652,7 +652,7 @@
     <w:r>
       <w:tab/>
       <w:tab/>
-      <w:t>2026-10-18</w:t>
+      <w:t>2026-10-19</w:t>
       <w:br/>
       <w:br/>
     </w:r>

--- a/klagomål/A 34932-2024 FSC-klagomål.docx
+++ b/klagomål/A 34932-2024 FSC-klagomål.docx
@@ -652,7 +652,7 @@
     <w:r>
       <w:tab/>
       <w:tab/>
-      <w:t>2026-10-19</w:t>
+      <w:t>2026-10-20</w:t>
       <w:br/>
       <w:br/>
     </w:r>

--- a/klagomål/A 34932-2024 FSC-klagomål.docx
+++ b/klagomål/A 34932-2024 FSC-klagomål.docx
@@ -652,7 +652,7 @@
     <w:r>
       <w:tab/>
       <w:tab/>
-      <w:t>2026-10-20</w:t>
+      <w:t>2026-10-21</w:t>
       <w:br/>
       <w:br/>
     </w:r>

--- a/klagomål/A 34932-2024 FSC-klagomål.docx
+++ b/klagomål/A 34932-2024 FSC-klagomål.docx
@@ -652,7 +652,7 @@
     <w:r>
       <w:tab/>
       <w:tab/>
-      <w:t>2026-10-21</w:t>
+      <w:t>2026-10-22</w:t>
       <w:br/>
       <w:br/>
     </w:r>

--- a/klagomål/A 34932-2024 FSC-klagomål.docx
+++ b/klagomål/A 34932-2024 FSC-klagomål.docx
@@ -652,7 +652,7 @@
     <w:r>
       <w:tab/>
       <w:tab/>
-      <w:t>2026-10-22</w:t>
+      <w:t>2026-10-23</w:t>
       <w:br/>
       <w:br/>
     </w:r>

--- a/klagomål/A 34932-2024 FSC-klagomål.docx
+++ b/klagomål/A 34932-2024 FSC-klagomål.docx
@@ -652,7 +652,7 @@
     <w:r>
       <w:tab/>
       <w:tab/>
-      <w:t>2026-10-23</w:t>
+      <w:t>2026-10-24</w:t>
       <w:br/>
       <w:br/>
     </w:r>

--- a/klagomål/A 34932-2024 FSC-klagomål.docx
+++ b/klagomål/A 34932-2024 FSC-klagomål.docx
@@ -652,7 +652,7 @@
     <w:r>
       <w:tab/>
       <w:tab/>
-      <w:t>2026-10-24</w:t>
+      <w:t>2026-10-25</w:t>
       <w:br/>
       <w:br/>
     </w:r>

--- a/klagomål/A 34932-2024 FSC-klagomål.docx
+++ b/klagomål/A 34932-2024 FSC-klagomål.docx
@@ -652,7 +652,7 @@
     <w:r>
       <w:tab/>
       <w:tab/>
-      <w:t>2026-10-25</w:t>
+      <w:t>2026-10-26</w:t>
       <w:br/>
       <w:br/>
     </w:r>

--- a/klagomål/A 34932-2024 FSC-klagomål.docx
+++ b/klagomål/A 34932-2024 FSC-klagomål.docx
@@ -652,7 +652,7 @@
     <w:r>
       <w:tab/>
       <w:tab/>
-      <w:t>2026-10-26</w:t>
+      <w:t>2026-10-27</w:t>
       <w:br/>
       <w:br/>
     </w:r>

--- a/klagomål/A 34932-2024 FSC-klagomål.docx
+++ b/klagomål/A 34932-2024 FSC-klagomål.docx
@@ -652,7 +652,7 @@
     <w:r>
       <w:tab/>
       <w:tab/>
-      <w:t>2026-10-27</w:t>
+      <w:t>2026-10-28</w:t>
       <w:br/>
       <w:br/>
     </w:r>

--- a/klagomål/A 34932-2024 FSC-klagomål.docx
+++ b/klagomål/A 34932-2024 FSC-klagomål.docx
@@ -652,7 +652,7 @@
     <w:r>
       <w:tab/>
       <w:tab/>
-      <w:t>2026-10-28</w:t>
+      <w:t>2026-10-29</w:t>
       <w:br/>
       <w:br/>
     </w:r>

--- a/klagomål/A 34932-2024 FSC-klagomål.docx
+++ b/klagomål/A 34932-2024 FSC-klagomål.docx
@@ -652,7 +652,7 @@
     <w:r>
       <w:tab/>
       <w:tab/>
-      <w:t>2026-10-29</w:t>
+      <w:t>2026-10-31</w:t>
       <w:br/>
       <w:br/>
     </w:r>
